--- a/markdown_explains/01_Databricks_Tutorial_2025/EXPLANATION_01_3.docx
+++ b/markdown_explains/01_Databricks_Tutorial_2025/EXPLANATION_01_3.docx
@@ -2,52 +2,6 @@
 <file path=word/document.xml><?xml version="1.0" encoding="utf-8"?>
 <w:document xmlns:wpc="http://schemas.microsoft.com/office/word/2010/wordprocessingCanvas" xmlns:cx="http://schemas.microsoft.com/office/drawing/2014/chartex" xmlns:cx1="http://schemas.microsoft.com/office/drawing/2015/9/8/chartex" xmlns:cx2="http://schemas.microsoft.com/office/drawing/2015/10/21/chartex" xmlns:cx3="http://schemas.microsoft.com/office/drawing/2016/5/9/chartex" xmlns:cx4="http://schemas.microsoft.com/office/drawing/2016/5/10/chartex" xmlns:cx5="http://schemas.microsoft.com/office/drawing/2016/5/11/chartex" xmlns:cx6="http://schemas.microsoft.com/office/drawing/2016/5/12/chartex" xmlns:cx7="http://schemas.microsoft.com/office/drawing/2016/5/13/chartex" xmlns:cx8="http://schemas.microsoft.com/office/drawing/2016/5/14/chartex" xmlns:mc="http://schemas.openxmlformats.org/markup-compatibility/2006" xmlns:aink="http://schemas.microsoft.com/office/drawing/2016/ink" xmlns:am3d="http://schemas.microsoft.com/office/drawing/2017/model3d" xmlns:o="urn:schemas-microsoft-com:office:office" xmlns:oel="http://schemas.microsoft.com/office/2019/extlst" xmlns:r="http://schemas.openxmlformats.org/officeDocument/2006/relationships" xmlns:m="http://schemas.openxmlformats.org/officeDocument/2006/math" xmlns:v="urn:schemas-microsoft-com:vml" xmlns:wp14="http://schemas.microsoft.com/office/word/2010/wordprocessingDrawing" xmlns:wp="http://schemas.openxmlformats.org/drawingml/2006/wordprocessingDrawing" xmlns:w10="urn:schemas-microsoft-com:office:word" xmlns:w="http://schemas.openxmlformats.org/wordprocessingml/2006/main" xmlns:w14="http://schemas.microsoft.com/office/word/2010/wordml" xmlns:w15="http://schemas.microsoft.com/office/word/2012/wordml" xmlns:w16cex="http://schemas.microsoft.com/office/word/2018/wordml/cex" xmlns:w16cid="http://schemas.microsoft.com/office/word/2016/wordml/cid" xmlns:w16="http://schemas.microsoft.com/office/word/2018/wordml" xmlns:w16du="http://schemas.microsoft.com/office/word/2023/wordml/word16du" xmlns:w16sdtdh="http://schemas.microsoft.com/office/word/2020/wordml/sdtdatahash" xmlns:w16sdtfl="http://schemas.microsoft.com/office/word/2024/wordml/sdtformatlock" xmlns:w16se="http://schemas.microsoft.com/office/word/2015/wordml/symex" xmlns:wpg="http://schemas.microsoft.com/office/word/2010/wordprocessingGroup" xmlns:wpi="http://schemas.microsoft.com/office/word/2010/wordprocessingInk" xmlns:wne="http://schemas.microsoft.com/office/word/2006/wordml" xmlns:wps="http://schemas.microsoft.com/office/word/2010/wordprocessingShape" mc:Ignorable="w14 w15 w16se w16cid w16 w16cex w16sdtdh w16sdtfl w16du wp14">
   <w:body>
-    <w:p>
-      <w:pPr>
-        <w:rPr>
-          <w:b/>
-          <w:bCs/>
-          <w:sz w:val="52"/>
-          <w:szCs w:val="52"/>
-        </w:rPr>
-      </w:pPr>
-      <w:r>
-        <w:rPr>
-          <w:b/>
-          <w:bCs/>
-          <w:sz w:val="52"/>
-          <w:szCs w:val="52"/>
-        </w:rPr>
-        <w:t>EXPLANATION</w:t>
-      </w:r>
-      <w:r>
-        <w:rPr>
-          <w:b/>
-          <w:bCs/>
-          <w:sz w:val="52"/>
-          <w:szCs w:val="52"/>
-        </w:rPr>
-        <w:t xml:space="preserve"> </w:t>
-      </w:r>
-      <w:r>
-        <w:rPr>
-          <w:b/>
-          <w:bCs/>
-          <w:sz w:val="52"/>
-          <w:szCs w:val="52"/>
-        </w:rPr>
-        <w:t>01.</w:t>
-      </w:r>
-      <w:r>
-        <w:rPr>
-          <w:b/>
-          <w:bCs/>
-          <w:sz w:val="52"/>
-          <w:szCs w:val="52"/>
-        </w:rPr>
-        <w:t>3</w:t>
-      </w:r>
-    </w:p>
     <w:p>
       <w:pPr>
         <w:jc w:val="center"/>
@@ -140,7 +94,15 @@
     </w:p>
     <w:p>
       <w:r>
-        <w:t xml:space="preserve">When you create a catalog, you’re not just naming a container—you’re also defining </w:t>
+        <w:t xml:space="preserve">When you create a catalog, you’re not just naming a </w:t>
+      </w:r>
+      <w:proofErr w:type="gramStart"/>
+      <w:r>
+        <w:t>container—</w:t>
+      </w:r>
+      <w:proofErr w:type="gramEnd"/>
+      <w:r>
+        <w:t xml:space="preserve">you’re also defining </w:t>
       </w:r>
       <w:r>
         <w:rPr>
@@ -186,7 +148,15 @@
         </w:numPr>
       </w:pPr>
       <w:r>
-        <w:t xml:space="preserve">Data is stored in a default location configured in the metastore </w:t>
+        <w:t xml:space="preserve">Data is stored in a default location configured in the </w:t>
+      </w:r>
+      <w:proofErr w:type="spellStart"/>
+      <w:r>
+        <w:t>metastore</w:t>
+      </w:r>
+      <w:proofErr w:type="spellEnd"/>
+      <w:r>
+        <w:t xml:space="preserve"> </w:t>
       </w:r>
     </w:p>
     <w:p>
@@ -217,7 +187,6 @@
           <w:b/>
           <w:bCs/>
         </w:rPr>
-        <w:lastRenderedPageBreak/>
         <w:t>2. External Catalog (Customer-managed storage)</w:t>
       </w:r>
     </w:p>
@@ -240,6 +209,7 @@
         </w:numPr>
       </w:pPr>
       <w:r>
+        <w:lastRenderedPageBreak/>
         <w:t xml:space="preserve">You manage the underlying data files </w:t>
       </w:r>
     </w:p>
@@ -376,7 +346,23 @@
           <w:b/>
           <w:bCs/>
         </w:rPr>
-        <w:t>Unity Catalog Catalog Types, Managed vs External Catalogs, and Catalog setup in Databricks</w:t>
+        <w:t xml:space="preserve">Unity Catalog </w:t>
+      </w:r>
+      <w:proofErr w:type="spellStart"/>
+      <w:r>
+        <w:rPr>
+          <w:b/>
+          <w:bCs/>
+        </w:rPr>
+        <w:t>Catalog</w:t>
+      </w:r>
+      <w:proofErr w:type="spellEnd"/>
+      <w:r>
+        <w:rPr>
+          <w:b/>
+          <w:bCs/>
+        </w:rPr>
+        <w:t xml:space="preserve"> Types, Managed vs External Catalogs, and Catalog setup in Databricks</w:t>
       </w:r>
       <w:r>
         <w:t>:</w:t>
@@ -520,12 +506,31 @@
           <w:b/>
           <w:bCs/>
         </w:rPr>
+        <w:t xml:space="preserve">Unity Catalog Tutorial </w:t>
+      </w:r>
+      <w:proofErr w:type="gramStart"/>
+      <w:r>
+        <w:rPr>
+          <w:b/>
+          <w:bCs/>
+        </w:rPr>
+        <w:t>For</w:t>
+      </w:r>
+      <w:proofErr w:type="gramEnd"/>
+      <w:r>
+        <w:rPr>
+          <w:b/>
+          <w:bCs/>
+        </w:rPr>
+        <w:t xml:space="preserve"> Data Engineering Beginners</w:t>
+      </w:r>
+      <w:r>
+        <w:br/>
+        <w:t xml:space="preserve">Long-form deep dive covering catalogs, schemas, tables, storage credentials, and </w:t>
+      </w:r>
+      <w:r>
         <w:lastRenderedPageBreak/>
-        <w:t>Unity Catalog Tutorial For Data Engineering Beginners</w:t>
-      </w:r>
-      <w:r>
-        <w:br/>
-        <w:t xml:space="preserve">Long-form deep dive covering catalogs, schemas, tables, storage credentials, and access control. </w:t>
+        <w:t xml:space="preserve">access control. </w:t>
       </w:r>
       <w:r>
         <w:br/>
